--- a/docs/Ficha_Padrao_Entrega_Atividade_09_Final.docx
+++ b/docs/Ficha_Padrao_Entrega_Atividade_09_Final.docx
@@ -262,23 +262,23 @@
           <w:rFonts w:ascii="Inter Tight" w:cs="Inter Tight" w:eastAsia="Inter Tight" w:hAnsi="Inter Tight"/>
           <w:rtl w:val="0"/>
         </w:rPr>
-        <w:t xml:space="preserve">O roteiro inicial de diagnóstico varia conforme o equipamento recebido pela assistência. Um notebook exige verificações de fonte, memória, armazenamento e refrigeração; um celular exige verificações de bateria, tela e slots de chip. Centralizar essas diferenças na ordem de serviço exigiria selecionar o tipo do equipamento para decidir quais etapas apresentar.</w:t>
-      </w:r>
-    </w:p>
-    <w:p>
-      <w:pPr>
-        <w:spacing w:after="160" w:lineRule="auto"/>
-        <w:jc w:val="both"/>
-        <w:rPr>
-          <w:rFonts w:ascii="Inter Tight" w:cs="Inter Tight" w:eastAsia="Inter Tight" w:hAnsi="Inter Tight"/>
-        </w:rPr>
-      </w:pPr>
-      <w:r>
-        <w:rPr>
-          <w:rFonts w:ascii="Inter Tight" w:cs="Inter Tight" w:eastAsia="Inter Tight" w:hAnsi="Inter Tight"/>
-          <w:rtl w:val="0"/>
-        </w:rPr>
-        <w:t xml:space="preserve">O incremento introduz a interface RoteiroDiagnostico, implementada pela hierarquia Equipamento. Notebook e Celular fornecem as duas implementações concretas. OrdemServico consulta o contrato e apresenta o roteiro junto aos dados do atendimento. Main demonstra tanto essa integração quanto uma coleção declarada pelo tipo da interface.</w:t>
+        <w:t xml:space="preserve">O roteiro inicial de diagnóstico varia conforme o equipamento recebido pela assistência. Um notebook exige verificações de fonte, memória, armazenamento e refrigeração; um desktop exige verificações de fonte, placa-mãe e vídeo. Centralizar essas diferenças na ordem de serviço exigiria selecionar o tipo do equipamento para decidir quais etapas apresentar.</w:t>
+      </w:r>
+    </w:p>
+    <w:p>
+      <w:pPr>
+        <w:spacing w:after="160" w:lineRule="auto"/>
+        <w:jc w:val="both"/>
+        <w:rPr>
+          <w:rFonts w:ascii="Inter Tight" w:cs="Inter Tight" w:eastAsia="Inter Tight" w:hAnsi="Inter Tight"/>
+        </w:rPr>
+      </w:pPr>
+      <w:r>
+        <w:rPr>
+          <w:rFonts w:ascii="Inter Tight" w:cs="Inter Tight" w:eastAsia="Inter Tight" w:hAnsi="Inter Tight"/>
+          <w:rtl w:val="0"/>
+        </w:rPr>
+        <w:t xml:space="preserve">O incremento introduz a interface RoteiroDiagnostico, implementada pela hierarquia Equipamento. Notebook e Desktop fornecem as duas implementações concretas. OrdemServico consulta o contrato e apresenta o roteiro junto aos dados do atendimento. Main demonstra tanto essa integração quanto uma coleção declarada pelo tipo da interface.</w:t>
       </w:r>
     </w:p>
     <w:p>
@@ -461,7 +461,7 @@
           <w:rFonts w:ascii="Inter Tight" w:cs="Inter Tight" w:eastAsia="Inter Tight" w:hAnsi="Inter Tight"/>
           <w:rtl w:val="0"/>
         </w:rPr>
-        <w:t xml:space="preserve">Celular.gerarRoteiroDiagnostico retorna: verificar bateria e conector de carga; testar tela e resposta ao toque; testar um slot ou os dois slots de chip, conforme dualChip. O condicional local trata a configuração do celular, sem verificar a classe do objeto. As implementações diferem nos procedimentos e nos dados que determinam o roteiro.</w:t>
+        <w:t xml:space="preserve">Desktop.gerarRoteiroDiagnostico retorna: verificar fonte e cabos internos; testar placa-mãe, memória e armazenamento; testar vídeo integrado ou dedicado, conforme placaVideoDedicada. O condicional local trata a configuração do desktop, sem verificar a classe do objeto. As implementações diferem nos procedimentos e nos dados que determinam o roteiro.</w:t>
       </w:r>
     </w:p>
     <w:p>
@@ -612,7 +612,7 @@
           <w:rtl w:val="0"/>
           <w:sz w:val="18"/>
         </w:rPr>
-        <w:t xml:space="preserve">List&lt;RoteiroDiagnostico&gt; roteiros = List.of(notebook, celular);</w:t>
+        <w:t xml:space="preserve">List&lt;RoteiroDiagnostico&gt; roteiros = List.of(notebook, desktop);</w:t>
       </w:r>
     </w:p>
     <w:p>
@@ -845,23 +845,23 @@
           <w:rFonts w:ascii="Inter Tight" w:cs="Inter Tight" w:eastAsia="Inter Tight" w:hAnsi="Inter Tight"/>
           <w:rtl w:val="0"/>
         </w:rPr>
-        <w:t xml:space="preserve">- celularDualChipRetornaEtapasConhecidasNaOrdem: compara a lista completa para um celular dual chip com três valores esperados explícitos.</w:t>
-      </w:r>
-    </w:p>
-    <w:p>
-      <w:pPr>
-        <w:spacing w:after="160" w:lineRule="auto"/>
-        <w:jc w:val="both"/>
-        <w:rPr>
-          <w:rFonts w:ascii="Inter Tight" w:cs="Inter Tight" w:eastAsia="Inter Tight" w:hAnsi="Inter Tight"/>
-        </w:rPr>
-      </w:pPr>
-      <w:r>
-        <w:rPr>
-          <w:rFonts w:ascii="Inter Tight" w:cs="Inter Tight" w:eastAsia="Inter Tight" w:hAnsi="Inter Tight"/>
-          <w:rtl w:val="0"/>
-        </w:rPr>
-        <w:t xml:space="preserve">- celularSimplesOrientaApenasUmSlot: verifica a alternativa de um único slot.</w:t>
+        <w:t xml:space="preserve">- desktopComPlacaVideoRetornaEtapasConhecidasNaOrdem: compara a lista completa para um desktop com placa de vídeo dedicada com três valores esperados explícitos.</w:t>
+      </w:r>
+    </w:p>
+    <w:p>
+      <w:pPr>
+        <w:spacing w:after="160" w:lineRule="auto"/>
+        <w:jc w:val="both"/>
+        <w:rPr>
+          <w:rFonts w:ascii="Inter Tight" w:cs="Inter Tight" w:eastAsia="Inter Tight" w:hAnsi="Inter Tight"/>
+        </w:rPr>
+      </w:pPr>
+      <w:r>
+        <w:rPr>
+          <w:rFonts w:ascii="Inter Tight" w:cs="Inter Tight" w:eastAsia="Inter Tight" w:hAnsi="Inter Tight"/>
+          <w:rtl w:val="0"/>
+        </w:rPr>
+        <w:t xml:space="preserve">- desktopComVideoIntegradoOrientaDiagnostico: verifica a alternativa de vídeo integrado.</w:t>
       </w:r>
     </w:p>
     <w:p>
@@ -1009,7 +1009,7 @@
           <w:rFonts w:ascii="Inter Tight" w:cs="Inter Tight" w:eastAsia="Inter Tight" w:hAnsi="Inter Tight"/>
           <w:rtl w:val="0"/>
         </w:rPr>
-        <w:t xml:space="preserve">A demonstração pela coleção também apresenta bateria e carga, tela e toque e os dois slots para o celular Samsung. As saídas são conferidas por valores conhecidos nos testes; não dependem de entrada interativa ou de serviços externos.</w:t>
+        <w:t xml:space="preserve">A demonstração pela coleção também apresenta fonte e cabos, placa-mãe e vídeo dedicado para o desktop Dell. As saídas são conferidas por valores conhecidos nos testes; não dependem de entrada interativa ou de serviços externos.</w:t>
       </w:r>
     </w:p>
     <w:p>
@@ -1059,7 +1059,7 @@
           <w:rFonts w:ascii="Inter Tight" w:cs="Inter Tight" w:eastAsia="Inter Tight" w:hAnsi="Inter Tight"/>
           <w:rtl w:val="0"/>
         </w:rPr>
-        <w:t xml:space="preserve">- Duas implementações distintas: Notebook.java e Celular.java.</w:t>
+        <w:t xml:space="preserve">- Duas implementações distintas: Notebook.java e Desktop.java.</w:t>
       </w:r>
     </w:p>
     <w:p>
